--- a/Docs/DOCUMENTO INSTALACION SOFTWARE GRUPO F.docx
+++ b/Docs/DOCUMENTO INSTALACION SOFTWARE GRUPO F.docx
@@ -1336,11 +1336,9 @@
       <w:r>
         <w:t xml:space="preserve"> </w:t>
       </w:r>
-      <w:proofErr w:type="gramStart"/>
       <w:r>
         <w:t>password</w:t>
       </w:r>
-      <w:proofErr w:type="gramEnd"/>
       <w:r>
         <w:t>, deberá ingresar una contraseña segura y que la recuerde.</w:t>
       </w:r>
@@ -1381,6 +1379,9 @@
         <w:jc w:val="center"/>
       </w:pPr>
       <w:r>
+        <w:rPr>
+          <w:noProof/>
+        </w:rPr>
         <w:lastRenderedPageBreak/>
         <w:drawing>
           <wp:inline distT="0" distB="0" distL="0" distR="0" wp14:anchorId="6D9B68A0" wp14:editId="6FD15D2C">
@@ -2208,10 +2209,10 @@
           <w:noProof/>
         </w:rPr>
         <w:drawing>
-          <wp:inline distT="0" distB="0" distL="0" distR="0" wp14:anchorId="1D59BCB6" wp14:editId="3498204B">
-            <wp:extent cx="2458764" cy="1809750"/>
-            <wp:effectExtent l="19050" t="19050" r="17780" b="19050"/>
-            <wp:docPr id="2082960561" name="Imagen 1" descr="Interfaz de usuario gráfica, Aplicación&#10;&#10;El contenido generado por IA puede ser incorrecto."/>
+          <wp:inline distT="0" distB="0" distL="0" distR="0" wp14:anchorId="4A32B325" wp14:editId="1F89BA71">
+            <wp:extent cx="2705100" cy="1543050"/>
+            <wp:effectExtent l="0" t="0" r="0" b="0"/>
+            <wp:docPr id="1017077290" name="Imagen 5"/>
             <wp:cNvGraphicFramePr>
               <a:graphicFrameLocks xmlns:a="http://schemas.openxmlformats.org/drawingml/2006/main" noChangeAspect="1"/>
             </wp:cNvGraphicFramePr>
@@ -2219,28 +2220,33 @@
               <a:graphicData uri="http://schemas.openxmlformats.org/drawingml/2006/picture">
                 <pic:pic xmlns:pic="http://schemas.openxmlformats.org/drawingml/2006/picture">
                   <pic:nvPicPr>
-                    <pic:cNvPr id="2082960561" name="Imagen 1" descr="Interfaz de usuario gráfica, Aplicación&#10;&#10;El contenido generado por IA puede ser incorrecto."/>
-                    <pic:cNvPicPr/>
+                    <pic:cNvPr id="0" name="Picture 2"/>
+                    <pic:cNvPicPr>
+                      <a:picLocks noChangeAspect="1" noChangeArrowheads="1"/>
+                    </pic:cNvPicPr>
                   </pic:nvPicPr>
                   <pic:blipFill>
-                    <a:blip r:embed="rId18"/>
+                    <a:blip r:embed="rId18">
+                      <a:extLst>
+                        <a:ext uri="{28A0092B-C50C-407E-A947-70E740481C1C}">
+                          <a14:useLocalDpi xmlns:a14="http://schemas.microsoft.com/office/drawing/2010/main" val="0"/>
+                        </a:ext>
+                      </a:extLst>
+                    </a:blip>
+                    <a:srcRect/>
                     <a:stretch>
                       <a:fillRect/>
                     </a:stretch>
                   </pic:blipFill>
-                  <pic:spPr>
+                  <pic:spPr bwMode="auto">
                     <a:xfrm>
                       <a:off x="0" y="0"/>
-                      <a:ext cx="2460024" cy="1810677"/>
+                      <a:ext cx="2705100" cy="1543050"/>
                     </a:xfrm>
                     <a:prstGeom prst="rect">
                       <a:avLst/>
                     </a:prstGeom>
-                    <a:ln>
-                      <a:solidFill>
-                        <a:schemeClr val="accent1"/>
-                      </a:solidFill>
-                    </a:ln>
+                    <a:noFill/>
                   </pic:spPr>
                 </pic:pic>
               </a:graphicData>
@@ -2248,14 +2254,77 @@
           </wp:inline>
         </w:drawing>
       </w:r>
-    </w:p>
-    <w:p>
-      <w:pPr>
-        <w:pStyle w:val="Prrafodelista"/>
-        <w:spacing w:line="360" w:lineRule="auto"/>
-        <w:ind w:left="1425"/>
-        <w:jc w:val="both"/>
-      </w:pPr>
+      <w:r>
+        <w:rPr>
+          <w:noProof/>
+        </w:rPr>
+        <mc:AlternateContent>
+          <mc:Choice Requires="wps">
+            <w:drawing>
+              <wp:inline distT="0" distB="0" distL="0" distR="0" wp14:anchorId="56AF6138" wp14:editId="48378730">
+                <wp:extent cx="304800" cy="304800"/>
+                <wp:effectExtent l="0" t="0" r="0" b="0"/>
+                <wp:docPr id="1348394823" name="Rectángulo 3"/>
+                <wp:cNvGraphicFramePr>
+                  <a:graphicFrameLocks xmlns:a="http://schemas.openxmlformats.org/drawingml/2006/main" noChangeAspect="1"/>
+                </wp:cNvGraphicFramePr>
+                <a:graphic xmlns:a="http://schemas.openxmlformats.org/drawingml/2006/main">
+                  <a:graphicData uri="http://schemas.microsoft.com/office/word/2010/wordprocessingShape">
+                    <wps:wsp>
+                      <wps:cNvSpPr>
+                        <a:spLocks noChangeAspect="1" noChangeArrowheads="1"/>
+                      </wps:cNvSpPr>
+                      <wps:spPr bwMode="auto">
+                        <a:xfrm>
+                          <a:off x="0" y="0"/>
+                          <a:ext cx="304800" cy="304800"/>
+                        </a:xfrm>
+                        <a:prstGeom prst="rect">
+                          <a:avLst/>
+                        </a:prstGeom>
+                        <a:noFill/>
+                        <a:ln>
+                          <a:noFill/>
+                        </a:ln>
+                        <a:extLst>
+                          <a:ext uri="{909E8E84-426E-40DD-AFC4-6F175D3DCCD1}">
+                            <a14:hiddenFill xmlns:a14="http://schemas.microsoft.com/office/drawing/2010/main">
+                              <a:solidFill>
+                                <a:srgbClr val="FFFFFF"/>
+                              </a:solidFill>
+                            </a14:hiddenFill>
+                          </a:ext>
+                          <a:ext uri="{91240B29-F687-4F45-9708-019B960494DF}">
+                            <a14:hiddenLine xmlns:a14="http://schemas.microsoft.com/office/drawing/2010/main" w="9525">
+                              <a:solidFill>
+                                <a:srgbClr val="000000"/>
+                              </a:solidFill>
+                              <a:miter lim="800000"/>
+                              <a:headEnd/>
+                              <a:tailEnd/>
+                            </a14:hiddenLine>
+                          </a:ext>
+                        </a:extLst>
+                      </wps:spPr>
+                      <wps:bodyPr rot="0" vert="horz" wrap="square" lIns="91440" tIns="45720" rIns="91440" bIns="45720" anchor="t" anchorCtr="0" upright="1">
+                        <a:noAutofit/>
+                      </wps:bodyPr>
+                    </wps:wsp>
+                  </a:graphicData>
+                </a:graphic>
+              </wp:inline>
+            </w:drawing>
+          </mc:Choice>
+          <mc:Fallback>
+            <w:pict>
+              <v:rect w14:anchorId="5D0BD6EE" id="Rectángulo 3" o:spid="_x0000_s1026" style="width:24pt;height:24pt;visibility:visible;mso-wrap-style:square;mso-left-percent:-10001;mso-top-percent:-10001;mso-position-horizontal:absolute;mso-position-horizontal-relative:char;mso-position-vertical:absolute;mso-position-vertical-relative:line;mso-left-percent:-10001;mso-top-percent:-10001;v-text-anchor:top" o:gfxdata="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" filled="f" stroked="f">
+                <o:lock v:ext="edit" aspectratio="t"/>
+                <w10:anchorlock/>
+              </v:rect>
+            </w:pict>
+          </mc:Fallback>
+        </mc:AlternateContent>
+      </w:r>
     </w:p>
     <w:p>
       <w:pPr>
@@ -2467,25 +2536,23 @@
         <w:jc w:val="both"/>
       </w:pPr>
       <w:r>
+        <w:rPr>
+          <w:noProof/>
+        </w:rPr>
         <w:lastRenderedPageBreak/>
-        <w:t>Configurar los datos en las variables con los datos guardados en el MySQL, tanto cómo el nombre de la Base de Datos, su usuario que comúnmente es root, y la contraseña que ha introducido.</w:t>
-      </w:r>
-    </w:p>
-    <w:p>
-      <w:pPr>
-        <w:spacing w:line="360" w:lineRule="auto"/>
-        <w:ind w:left="1065"/>
-        <w:jc w:val="center"/>
-      </w:pPr>
-      <w:r>
-        <w:rPr>
-          <w:noProof/>
-        </w:rPr>
         <w:drawing>
-          <wp:inline distT="0" distB="0" distL="0" distR="0" wp14:anchorId="092C3CA3" wp14:editId="7413CE7E">
-            <wp:extent cx="3362325" cy="2814181"/>
-            <wp:effectExtent l="19050" t="19050" r="9525" b="24765"/>
-            <wp:docPr id="2050064650" name="Imagen 1" descr="Texto&#10;&#10;El contenido generado por IA puede ser incorrecto."/>
+          <wp:anchor distT="0" distB="0" distL="114300" distR="114300" simplePos="0" relativeHeight="251658240" behindDoc="0" locked="0" layoutInCell="1" allowOverlap="1" wp14:anchorId="6A6D5A03" wp14:editId="77D19774">
+            <wp:simplePos x="0" y="0"/>
+            <wp:positionH relativeFrom="column">
+              <wp:posOffset>807085</wp:posOffset>
+            </wp:positionH>
+            <wp:positionV relativeFrom="paragraph">
+              <wp:posOffset>779145</wp:posOffset>
+            </wp:positionV>
+            <wp:extent cx="5168265" cy="4200525"/>
+            <wp:effectExtent l="0" t="0" r="0" b="9525"/>
+            <wp:wrapSquare wrapText="bothSides"/>
+            <wp:docPr id="1032120838" name="Imagen 1"/>
             <wp:cNvGraphicFramePr>
               <a:graphicFrameLocks xmlns:a="http://schemas.openxmlformats.org/drawingml/2006/main" noChangeAspect="1"/>
             </wp:cNvGraphicFramePr>
@@ -2493,11 +2560,17 @@
               <a:graphicData uri="http://schemas.openxmlformats.org/drawingml/2006/picture">
                 <pic:pic xmlns:pic="http://schemas.openxmlformats.org/drawingml/2006/picture">
                   <pic:nvPicPr>
-                    <pic:cNvPr id="2050064650" name="Imagen 1" descr="Texto&#10;&#10;El contenido generado por IA puede ser incorrecto."/>
+                    <pic:cNvPr id="1032120838" name=""/>
                     <pic:cNvPicPr/>
                   </pic:nvPicPr>
                   <pic:blipFill>
-                    <a:blip r:embed="rId21"/>
+                    <a:blip r:embed="rId21">
+                      <a:extLst>
+                        <a:ext uri="{28A0092B-C50C-407E-A947-70E740481C1C}">
+                          <a14:useLocalDpi xmlns:a14="http://schemas.microsoft.com/office/drawing/2010/main" val="0"/>
+                        </a:ext>
+                      </a:extLst>
+                    </a:blip>
                     <a:stretch>
                       <a:fillRect/>
                     </a:stretch>
@@ -2505,23 +2578,34 @@
                   <pic:spPr>
                     <a:xfrm>
                       <a:off x="0" y="0"/>
-                      <a:ext cx="3368508" cy="2819356"/>
+                      <a:ext cx="5168265" cy="4200525"/>
                     </a:xfrm>
                     <a:prstGeom prst="rect">
                       <a:avLst/>
                     </a:prstGeom>
-                    <a:ln>
-                      <a:solidFill>
-                        <a:schemeClr val="accent1"/>
-                      </a:solidFill>
-                    </a:ln>
                   </pic:spPr>
                 </pic:pic>
               </a:graphicData>
             </a:graphic>
-          </wp:inline>
+            <wp14:sizeRelH relativeFrom="page">
+              <wp14:pctWidth>0</wp14:pctWidth>
+            </wp14:sizeRelH>
+            <wp14:sizeRelV relativeFrom="page">
+              <wp14:pctHeight>0</wp14:pctHeight>
+            </wp14:sizeRelV>
+          </wp:anchor>
         </w:drawing>
       </w:r>
+      <w:r>
+        <w:t>Configurar los datos en las variables con los datos guardados en el MySQL, tanto cómo el nombre de la Base de Datos, su usuario que comúnmente es root, y la contraseña que ha introducido.</w:t>
+      </w:r>
+    </w:p>
+    <w:p>
+      <w:pPr>
+        <w:spacing w:line="360" w:lineRule="auto"/>
+        <w:ind w:left="1065"/>
+        <w:jc w:val="center"/>
+      </w:pPr>
     </w:p>
     <w:p>
       <w:pPr>
@@ -2566,9 +2650,12 @@
             <w:rStyle w:val="Hipervnculo"/>
             <w:bdr w:val="none" w:sz="0" w:space="0" w:color="auto" w:frame="1"/>
           </w:rPr>
-          <w:t>http://localhost/SistemaBiblioteca/public/index.php</w:t>
+          <w:t>http://localhost/SistemaBiblioteca/</w:t>
         </w:r>
       </w:hyperlink>
+      <w:r>
+        <w:t xml:space="preserve"> </w:t>
+      </w:r>
     </w:p>
     <w:p>
       <w:pPr>
@@ -2582,7 +2669,7 @@
           <w:noProof/>
         </w:rPr>
         <w:drawing>
-          <wp:inline distT="0" distB="0" distL="0" distR="0" wp14:anchorId="652CBA34" wp14:editId="37936C2F">
+          <wp:inline distT="0" distB="0" distL="0" distR="0" wp14:anchorId="652CBA34" wp14:editId="578E9F57">
             <wp:extent cx="5165000" cy="2695575"/>
             <wp:effectExtent l="0" t="0" r="0" b="0"/>
             <wp:docPr id="1514639077" name="Imagen 3"/>
